--- a/ky/discovery-articles/7.10 Клеткалык айыл чарба.docx
+++ b/ky/discovery-articles/7.10 Клеткалык айыл чарба.docx
@@ -4,586 +4,387 @@
   <w:body>
     <w:p>
       <w:pPr>
-        <w:keepNext/>
-        <w:spacing w:before="280" w:after="120"/>
+        <w:pStyle w:val="Title"/>
+        <w:widowControl/>
       </w:pPr>
       <w:r>
-        <w:rPr>
-          <w:rFonts w:ascii="Calibri" w:hAnsi="Calibri" w:eastAsia="Calibri"/>
-          <w:b/>
-          <w:i w:val="0"/>
-          <w:color w:val="004E8C"/>
-          <w:sz w:val="44"/>
-        </w:rPr>
-        <w:t>7.10 Клеткалык айыл чарба</w:t>
-      </w:r>
-    </w:p>
-    <w:p>
-      <w:pPr>
-        <w:spacing w:after="80"/>
-      </w:pPr>
-      <w:r>
-        <w:rPr>
-          <w:rFonts w:ascii="Calibri" w:hAnsi="Calibri" w:eastAsia="Calibri"/>
-          <w:b w:val="0"/>
-          <w:i/>
-          <w:color w:val="505050"/>
-          <w:sz w:val="22"/>
-        </w:rPr>
-        <w:t>7. Өнүгүп келе жаткан жана түп-тамырынан өзгөртүүчү технологиялар</w:t>
-      </w:r>
-    </w:p>
-    <w:p>
-      <w:pPr>
-        <w:spacing w:after="200"/>
-      </w:pPr>
-      <w:r>
-        <w:rPr>
-          <w:rFonts w:ascii="Calibri" w:hAnsi="Calibri" w:eastAsia="Calibri"/>
-          <w:b w:val="0"/>
-          <w:i/>
-          <w:sz w:val="22"/>
-        </w:rPr>
-        <w:t>Мезгил: XXI кылымдын башындагы ткандарды инженердик жол менен өстүрүү тажрыйбалары; 2010-жылдардагы лабораторияда өстүрүлгөн эт көрсөтүүлөрү; өндүрүштү кеңейтүү жана жөнгө салуу иштери уланууда | Негизги өкүлдөр: ткандар инженерлери; азык-түлүк технологиясын изилдөөчүлөр; тамак-аш үчүн жаныбар клеткаларын өстүргөн стартаптар жана университеттик лабораториялар</w:t>
-      </w:r>
-    </w:p>
-    <w:p>
-      <w:pPr>
-        <w:spacing w:after="160" w:line="276" w:lineRule="auto"/>
-      </w:pPr>
-      <w:r>
-        <w:rPr>
-          <w:rFonts w:ascii="Calibri" w:hAnsi="Calibri" w:eastAsia="Calibri"/>
-          <w:b w:val="0"/>
-          <w:i w:val="0"/>
-          <w:sz w:val="22"/>
-        </w:rPr>
-        <w:t>Клеткалык айыл чарба бүтүндөй жаныбарды багып, союунун ордуна анын продуктуларын клеткалардан өстүрөт. Лабораторияда өстүрүлгөн эт жана ага тектеш азыктар белок өндүрүүнү салттуу мал чарбасынын жерге, сууга жана климатка тийгизген таасиринен бөлүүгө багытталган.</w:t>
+        <w:t xml:space="preserve">7.10 Клеткадан өстүрүлгөн азык</w:t>
       </w:r>
     </w:p>
     <w:p>
       <w:pPr>
         <w:keepNext/>
-        <w:spacing w:before="240" w:after="120"/>
+        <w:widowControl/>
       </w:pPr>
       <w:r>
         <w:rPr>
-          <w:rFonts w:ascii="Calibri" w:hAnsi="Calibri" w:eastAsia="Calibri"/>
-          <w:b/>
-          <w:i w:val="0"/>
-          <w:color w:val="004E8C"/>
-          <w:sz w:val="28"/>
+          <w:sz w:val="20"/>
         </w:rPr>
-        <w:t>Негизги фактылар</w:t>
+        <w:t>7. Дүйнөнү өзгөрткөн жаңы технологиялар</w:t>
+      </w:r>
+    </w:p>
+    <w:p>
+      <w:pPr>
+        <w:keepNext/>
+        <w:widowControl/>
+      </w:pPr>
+      <w:r>
+        <w:rPr>
+          <w:sz w:val="20"/>
+        </w:rPr>
+        <w:t>Мезгил: болжол менен XXI кылымдын башындагы ткань инженериясынын алгачкы далилдери; 2010-жылдардагы өстүрүлгөн эттин көрсөтүлүшү; өндүрүштү кеңейтүү жана жөнгө салуу уланууда | Негизги салым кошкондор: ткань инженерлери; тамак-аш технологияларын изилдөөчүлөр; азык үчүн жаныбар клеткаларын өстүргөн жаңы компаниялар жана университеттик лабораториялар</w:t>
+      </w:r>
+    </w:p>
+    <w:p>
+      <w:pPr>
+        <w:widowControl/>
+      </w:pPr>
+      <w:r>
+        <w:t xml:space="preserve">Клеткадан өстүрүлгөн азык бүтүндөй жаныбарды багып, союунун ордуна ошол жаныбардын клеткаларынан алынат. Өстүрүлгөн эт жана ага жакын азыктар белок өндүрүүнүн салттуу мал чарбачылыгынын таасирине көз карандылыгын азайтууну көздөйт.</w:t>
+      </w:r>
+    </w:p>
+    <w:p>
+      <w:pPr>
+        <w:pStyle w:val="Heading1"/>
+        <w:widowControl/>
+      </w:pPr>
+      <w:r>
+        <w:t>Негизги маалыматтар</w:t>
       </w:r>
     </w:p>
     <w:p>
       <w:pPr>
         <w:pStyle w:val="ListBullet"/>
+        <w:widowControl/>
       </w:pPr>
       <w:r>
-        <w:rPr>
-          <w:rFonts w:ascii="Calibri" w:hAnsi="Calibri" w:eastAsia="Calibri"/>
-          <w:b w:val="0"/>
-          <w:i w:val="0"/>
-          <w:sz w:val="22"/>
-        </w:rPr>
-        <w:t>Ткандар инженериясынын ыкмалары эт жана май клеткаларын азык катары өстүрүү үчүн биореакторлор менен каркастарга ылайыкташтырылган</w:t>
+        <w:t>Ткань инженериясы биореакторлорду жана каркастарды тамак-аш үчүн булчуң жана май клеткаларын өстүрүүгө ылайыкташтырды.</w:t>
       </w:r>
     </w:p>
     <w:p>
       <w:pPr>
         <w:pStyle w:val="ListBullet"/>
+        <w:widowControl/>
       </w:pPr>
       <w:r>
-        <w:rPr>
-          <w:rFonts w:ascii="Calibri" w:hAnsi="Calibri" w:eastAsia="Calibri"/>
-          <w:b w:val="0"/>
-          <w:i w:val="0"/>
-          <w:sz w:val="22"/>
-        </w:rPr>
-        <w:t>2010–2020-жылдары айрым өлкөлөрдө өстүрүлгөн эт коомчулукка даам сыздырылып, пилоттук сатууга уруксат берилген</w:t>
+        <w:t>2010–2020-жылдары айрым өлкөлөрдө өстүрүлгөн эт элге татытылып, чектелген колдонууга уруксаттар берилди.</w:t>
       </w:r>
     </w:p>
     <w:p>
       <w:pPr>
         <w:pStyle w:val="ListBullet"/>
+        <w:widowControl/>
       </w:pPr>
       <w:r>
-        <w:rPr>
-          <w:rFonts w:ascii="Calibri" w:hAnsi="Calibri" w:eastAsia="Calibri"/>
-          <w:b w:val="0"/>
-          <w:i w:val="0"/>
-          <w:sz w:val="22"/>
-        </w:rPr>
-        <w:t>Өстүрүүчү чөйрөнүн баасы, клетка линиялары жана стерилдүүлүктү сактап өндүрүштү чоңойтуу негизги инженердик тоскоолдук бойдон калууда</w:t>
+        <w:t>Өстүрүүчү азык чөйрө, клетка линиялары жана стерилдүү шартта өндүрүштү чоңойтуу негизги баа жана инженердик кыйынчылыктарды түзөт.</w:t>
       </w:r>
     </w:p>
     <w:p>
       <w:pPr>
         <w:pStyle w:val="ListBullet"/>
+        <w:widowControl/>
       </w:pPr>
       <w:r>
-        <w:rPr>
-          <w:rFonts w:ascii="Calibri" w:hAnsi="Calibri" w:eastAsia="Calibri"/>
-          <w:b w:val="0"/>
-          <w:i w:val="0"/>
-          <w:sz w:val="22"/>
-        </w:rPr>
-        <w:t>Бул тармакка мал кармабай эле клетка же микроорганизм аркылуу алынган сүт белоктору жана башка жаныбар тектүү молекулалар да кирет</w:t>
+        <w:t>Жакын багыттарга мал багылбастан клеткалык ыкмалар менен алынган сүт белоктору жана башка жаныбар тектүү молекулалар кирет.</w:t>
       </w:r>
     </w:p>
     <w:p>
       <w:pPr>
         <w:pStyle w:val="ListBullet"/>
+        <w:widowControl/>
       </w:pPr>
       <w:r>
-        <w:rPr>
-          <w:rFonts w:ascii="Calibri" w:hAnsi="Calibri" w:eastAsia="Calibri"/>
-          <w:b w:val="0"/>
-          <w:i w:val="0"/>
-          <w:sz w:val="22"/>
-        </w:rPr>
-        <w:t>Техникалык өнүгүү менен катар жөнгө салуу, товарды белгилөө жана энергия керектөө боюнча талаштар уланууда</w:t>
+        <w:t>Техникалык өнүгүү менен катар жөнгө салуу, азыктын этикеткасы жана энергия сарптоо боюнча талкуулар уланууда.</w:t>
       </w:r>
     </w:p>
     <w:p>
       <w:pPr>
-        <w:keepNext/>
-        <w:spacing w:before="240" w:after="120"/>
+        <w:pStyle w:val="Heading1"/>
+        <w:widowControl/>
       </w:pPr>
       <w:r>
-        <w:rPr>
-          <w:rFonts w:ascii="Calibri" w:hAnsi="Calibri" w:eastAsia="Calibri"/>
-          <w:b/>
-          <w:i w:val="0"/>
-          <w:color w:val="004E8C"/>
-          <w:sz w:val="28"/>
-        </w:rPr>
-        <w:t>Бул эмне</w:t>
+        <w:t>Бул эмне?</w:t>
       </w:r>
     </w:p>
     <w:p>
       <w:pPr>
-        <w:spacing w:after="160" w:line="276" w:lineRule="auto"/>
+        <w:widowControl/>
       </w:pPr>
       <w:r>
-        <w:rPr>
-          <w:rFonts w:ascii="Calibri" w:hAnsi="Calibri" w:eastAsia="Calibri"/>
-          <w:b w:val="0"/>
-          <w:i w:val="0"/>
-          <w:sz w:val="22"/>
-        </w:rPr>
-        <w:t>Клеткалык айыл чарба ар бир килограмм эт үчүн бүтүндөй жаныбар өстүрбөй, жаныбар клеткаларын же микроорганизмдерди көбөйтүү аркылуу айыл чарба продуктуларын — айрыкча этти, майды жана сүт белокторун — чыгарат. Клеткалар азык заттары бар биореактордо көбөйүп, кээде керектүү түзүлүштү берүүчү каркаста өстүрүлөт. Максат — тааныш азыкты башкача жеткирүү чынжыры менен алуу. Жөнөкөй айтканда, бул клетка түшүмү сыяктуу өстүрүлгөн эт.</w:t>
+        <w:t>Клеткалык айыл чарба эт, май же сүт белоктору сыяктуу азыктарды ар бир килограмм үчүн бүтүндөй жаныбар багуунун ордуна жаныбар клеткаларын же микроорганизмдерди өстүрүп өндүрөт. Клеткалар азык заттары бар биореакторлордо көбөйөт. Кээде азыктын түзүлүшүн калыптандырган каркастар колдонулат. Максат — көнүмүш азыкты башка өндүрүш жана жеткирүү жолу менен алуу. Муну этти клеткалардан турган «түшүм» сыяктуу өстүрүү деп түшүндүрүүгө болот.</w:t>
       </w:r>
     </w:p>
     <w:p>
       <w:pPr>
-        <w:keepNext/>
-        <w:spacing w:before="240" w:after="120"/>
+        <w:pStyle w:val="Heading1"/>
+        <w:widowControl/>
       </w:pPr>
       <w:r>
-        <w:rPr>
-          <w:rFonts w:ascii="Calibri" w:hAnsi="Calibri" w:eastAsia="Calibri"/>
-          <w:b/>
-          <w:i w:val="0"/>
-          <w:color w:val="004E8C"/>
-          <w:sz w:val="28"/>
-        </w:rPr>
-        <w:t>Аны ким ачкан же ойлоп тапкан</w:t>
+        <w:t xml:space="preserve">Ким ойлоп тапкан</w:t>
       </w:r>
     </w:p>
     <w:p>
       <w:pPr>
-        <w:spacing w:after="160" w:line="276" w:lineRule="auto"/>
+        <w:widowControl/>
       </w:pPr>
       <w:r>
-        <w:rPr>
-          <w:rFonts w:ascii="Calibri" w:hAnsi="Calibri" w:eastAsia="Calibri"/>
-          <w:b w:val="0"/>
-          <w:i w:val="0"/>
-          <w:sz w:val="22"/>
-        </w:rPr>
-        <w:t>Бул тармак медицинадагы ткандар инженериясы менен ачытуу технологияларынын ондогон жылдык тажрыйбасына таянат. Университеттер жана стартаптар ошол ыкмаларды имплантка эмес, тамак-ашка багыттады. Өстүрүлгөн эттин жалгыз ойлоп табуучусу жок; ал клетка биологиясы, биопроцесс инженериясы жана азык-түлүк илиминин кесилишинде пайда болгон. Продукт дасторконго жакындаганда ашпозчулар менен жөнгө салуучу органдар да ишке кошулду.</w:t>
+        <w:t>Тармак медицинадагы ткань инженериясынын жана ачытуу технологияларынын ондогон жылдык тажрыйбасына таянат. Кийин университеттер менен жаңы компаниялар импланттын ордуна тамак-ашка көңүл бурду. Өстүрүлгөн эттин жалгыз ойлоп табуучусу жок: бул клетка биологиясынын, биопроцесс инженериясынын жана тамак-аш илиминин айкалышы. Азыктар керектөөчүгө жакындаганда ашпозчулар жана жөнгө салуучу органдар да кошулду.</w:t>
       </w:r>
     </w:p>
     <w:p>
       <w:pPr>
-        <w:keepNext/>
-        <w:spacing w:before="240" w:after="120"/>
+        <w:pStyle w:val="Heading1"/>
+        <w:widowControl/>
       </w:pPr>
       <w:r>
-        <w:rPr>
-          <w:rFonts w:ascii="Calibri" w:hAnsi="Calibri" w:eastAsia="Calibri"/>
-          <w:b/>
-          <w:i w:val="0"/>
-          <w:color w:val="004E8C"/>
-          <w:sz w:val="28"/>
-        </w:rPr>
-        <w:t>Качан жана кантип пайда болгон</w:t>
+        <w:t>Качан жана кантип пайда болгон?</w:t>
       </w:r>
     </w:p>
     <w:p>
       <w:pPr>
-        <w:spacing w:after="160" w:line="276" w:lineRule="auto"/>
+        <w:widowControl/>
       </w:pPr>
       <w:r>
-        <w:rPr>
-          <w:rFonts w:ascii="Calibri" w:hAnsi="Calibri" w:eastAsia="Calibri"/>
-          <w:b w:val="0"/>
-          <w:i w:val="0"/>
-          <w:sz w:val="22"/>
-        </w:rPr>
-        <w:t>2010-жылдары өтө кымбат болсо да, алгачкы бургерлер менен тоок этине окшош кесимдер даамы жагынан мүмкүнчүлүк бар экенин далилдеди. Андан соң жаңы азыктарга уруксат берүү тартиби бар айрым жерлерде пилоттук заводдор жана чектелген ресторандык сатуу башталды. Өндүрүштү кеңейтүү үчүн арзан өстүрүүчү чөйрө, булгануудан коргоо жана бүтүн эттин текстурасына окшош түзүлүш керек. Жаныбар белокторун микроорганизмдер аркылуу ачытып алуу параллелдүү багытта өнүктү. Массалык рынокко чыгуу азырынча бүтө элек милдет.</w:t>
+        <w:t>2010-жылдардагы тажрыйбалык бургерлер менен наггетстер даамы жана сезилиши жагынан мүмкүнчүлүк бар экенин көрсөттү, бирок баасы жогору болду. Жаңы азыктарды каттоо жолу бар жерлерде сыноо заводдору жана чектелген ресторандык сатуулар пайда болду. Өндүрүштү кеңейтүүдө арзан азык чөйрө, булганууну көзөмөлдөө жана бүтүн эт кесимине окшош түзүлүш алуу негизги маселелерге айланды. Микроорганизмдер аркылуу жаныбар белокторун өндүрүү да жакын багытта өнүктү. Массалык рынокко жетүү али чечиле элек.</w:t>
       </w:r>
     </w:p>
     <w:p>
       <w:pPr>
-        <w:keepNext/>
-        <w:spacing w:before="240" w:after="120"/>
+        <w:pStyle w:val="Heading1"/>
+        <w:widowControl/>
       </w:pPr>
       <w:r>
-        <w:rPr>
-          <w:rFonts w:ascii="Calibri" w:hAnsi="Calibri" w:eastAsia="Calibri"/>
-          <w:b/>
-          <w:i w:val="0"/>
-          <w:color w:val="004E8C"/>
-          <w:sz w:val="28"/>
-        </w:rPr>
-        <w:t>Илимий жактан мааниси</w:t>
+        <w:t>Илим үчүн мааниси</w:t>
       </w:r>
     </w:p>
     <w:p>
       <w:pPr>
-        <w:spacing w:after="160" w:line="276" w:lineRule="auto"/>
+        <w:widowControl/>
       </w:pPr>
       <w:r>
-        <w:rPr>
-          <w:rFonts w:ascii="Calibri" w:hAnsi="Calibri" w:eastAsia="Calibri"/>
-          <w:b w:val="0"/>
-          <w:i w:val="0"/>
-          <w:sz w:val="22"/>
-        </w:rPr>
-        <w:t>Клеткалык айыл чарба тамак-аш көлөмүндө стерилдүү биопроцесс жүргүзүүнү жана даам-текстураны сандык жактан так изилдөөнү талап кылат. Жер, суу жана парник газдары боюнча көрсөткүчтөр мал чарбасы менен салыштырылат, бирок жашоо циклинин мындай талдоолору боюнча пикирлер бирдей эмес. Өзөк клеткалар менен чексиз көбөйө алган линиялардын биологиясы азык өндүрүшүнүн башкарылуучу көрсөткүчүнө айланат. Илим үчүн негизги суроо — жаныбар ткандарын заводдо жасалуучу материалдай өндүрүүгө болобу?</w:t>
+        <w:t>Клеткалык айыл чарба тамак-ашка керектүү чоң көлөмдө стерилдүү биопроцесс жүргүзүүнү жана даам-сезимди сандык баалоону талап кылат. Жер, суу жана парник газдары боюнча таасир мал чарбачылыгы менен салыштырылат, бирок толук жашоо циклин эсептөөлөр боюнча пикир келишпестиктер бар. Өзөк клеткалардын жана узак убакыт бөлүнө алган клетка линияларынын биологиясы өндүрүштүк көрсөткүчкө айланат. Негизги суроо — жаныбардын тканын өндүрүш материалы катары өстүрүүгө болобу?</w:t>
       </w:r>
     </w:p>
     <w:p>
       <w:pPr>
-        <w:keepNext/>
-        <w:spacing w:before="240" w:after="120"/>
+        <w:pStyle w:val="Heading1"/>
+        <w:widowControl/>
       </w:pPr>
       <w:r>
-        <w:rPr>
-          <w:rFonts w:ascii="Calibri" w:hAnsi="Calibri" w:eastAsia="Calibri"/>
-          <w:b/>
-          <w:i w:val="0"/>
-          <w:color w:val="004E8C"/>
-          <w:sz w:val="28"/>
-        </w:rPr>
-        <w:t>Кийинки өнүгүүлөргө тийгизген таасири</w:t>
+        <w:t>Кийинки өнүгүүгө тийгизген таасири</w:t>
       </w:r>
     </w:p>
     <w:p>
       <w:pPr>
-        <w:spacing w:after="160" w:line="276" w:lineRule="auto"/>
+        <w:widowControl/>
       </w:pPr>
       <w:r>
-        <w:rPr>
-          <w:rFonts w:ascii="Calibri" w:hAnsi="Calibri" w:eastAsia="Calibri"/>
-          <w:b w:val="0"/>
-          <w:i w:val="0"/>
-          <w:sz w:val="22"/>
-        </w:rPr>
-        <w:t>Альтернативдүү белокко жумшалган инвестиция өсүмдүктөн жасалган азыктарга жана так ачытуу технологияларына да өттү. Биореактор өндүрүүчүлөр фармацевтикадан тышкары жаңы кардарларга ээ болду. Азык-түлүк лабораториялары өстүрүлгөн аралашмалар үчүн маринад менен майдын жаңы түрлөрүн иштеп чыкты. «Эт» сөзүн ким колдонууга укуктуу деген талаш башка азыктардагы белгилөө талаштарын алдын ала көрсөттү.</w:t>
+        <w:t>Альтернативдүү белокко салынган каражат өсүмдүк азыктарына жана так тандалган заттарды микроорганизмдер аркылуу өндүрүүгө да багытталды. Биореактор жасоочулар дары өндүрүшүнөн тышкары жаңы кардарларды тапты. Ашпозчулук изилдөөлөр өстүрүлгөн аралашмаларга ылайык маринаддар менен майларды иштеп чыгууда. «Эт» деген сөздү колдонуу боюнча саясий талаштар башка азыктардын аталышын белгилөөдөгү талаштарды да алдын ала көрсөтөт.</w:t>
       </w:r>
     </w:p>
     <w:p>
       <w:pPr>
-        <w:keepNext/>
-        <w:spacing w:before="240" w:after="120"/>
+        <w:pStyle w:val="Heading1"/>
+        <w:widowControl/>
       </w:pPr>
       <w:r>
-        <w:rPr>
-          <w:rFonts w:ascii="Calibri" w:hAnsi="Calibri" w:eastAsia="Calibri"/>
-          <w:b/>
-          <w:i w:val="0"/>
-          <w:color w:val="004E8C"/>
-          <w:sz w:val="28"/>
-        </w:rPr>
-        <w:t>Адамдардын жашоосун кантип өзгөрткөн</w:t>
+        <w:t>Адамдардын жашоосун кантип өзгөрткөн?</w:t>
       </w:r>
     </w:p>
     <w:p>
       <w:pPr>
-        <w:spacing w:after="160" w:line="276" w:lineRule="auto"/>
+        <w:widowControl/>
       </w:pPr>
       <w:r>
-        <w:rPr>
-          <w:rFonts w:ascii="Calibri" w:hAnsi="Calibri" w:eastAsia="Calibri"/>
-          <w:b w:val="0"/>
-          <w:i w:val="0"/>
-          <w:sz w:val="22"/>
-        </w:rPr>
-        <w:t>Көпчүлүктүн дасторкону азырынча өзгөрө элек, бирок изилдөөчүлөр менен инвесторлордун дүйнөсү өзгөрдү. Мал чарбачылыгы менен жашаган жамааттар муну экономикалык коркунуч же катар жашай турган тар багыт катары баалап жатат. Этикалык талаштар жаныбарлардын жыргалчылыгы, «табигыйлык» жана энергиянын адилеттүү бөлүштүрүлүшү боюнча бөлүнөт. Баа түшсө, шаарларды белок менен камсыз кылуу жайытка азыраак көз каранды болушу мүмкүн, бирок анын ордуна жаңы өнөр жайлык көз карандылык жаралат.</w:t>
+        <w:t>Көпчүлүк адамдардын тамагы азырынча өзгөргөн жок; изилдөөчүлөр менен инвесторлор үчүн өзгөрүү башталды. Мал чарбачылыгы менен жашаган коомчулуктар экономикалык коркунучту же эки тармактын катар жашоо мүмкүнчүлүгүн байкап турат. Этикалык талкуулар жаныбарлардын жыргалчылыгы, «табигыйлык» жана энергияга адилет жетүү маселелерине бөлүнөт. Баа төмөндөсө, шаарларды белок менен камсыздоо жайытка азыраак көз каранды болушу мүмкүн, бирок жаңы өнөр жай көз карандылыктары жаралат.</w:t>
       </w:r>
     </w:p>
     <w:p>
       <w:pPr>
-        <w:keepNext/>
-        <w:spacing w:before="240" w:after="120"/>
+        <w:pStyle w:val="Heading1"/>
+        <w:widowControl/>
       </w:pPr>
       <w:r>
-        <w:rPr>
-          <w:rFonts w:ascii="Calibri" w:hAnsi="Calibri" w:eastAsia="Calibri"/>
-          <w:b/>
-          <w:i w:val="0"/>
-          <w:color w:val="004E8C"/>
-          <w:sz w:val="28"/>
-        </w:rPr>
-        <w:t>Булактар жана шилтемелер</w:t>
+        <w:t>Булактар жана кошумча окуу</w:t>
       </w:r>
     </w:p>
     <w:p>
       <w:pPr>
-        <w:keepNext/>
-        <w:spacing w:before="240" w:after="120"/>
+        <w:pStyle w:val="Heading2"/>
+        <w:widowControl/>
       </w:pPr>
       <w:r>
         <w:rPr>
-          <w:rFonts w:ascii="Calibri" w:hAnsi="Calibri" w:eastAsia="Calibri"/>
-          <w:b/>
-          <w:i w:val="0"/>
-          <w:color w:val="004E8C"/>
-          <w:sz w:val="24"/>
+          <w:sz w:val="20"/>
         </w:rPr>
-        <w:t>C. Мекемелердин материалдары жана энциклопедиялык булактар</w:t>
+        <w:t>Уюмдардын жана энциклопедиялардын материалдары</w:t>
       </w:r>
     </w:p>
     <w:p>
       <w:pPr>
-        <w:spacing w:after="80"/>
-        <w:ind w:left="360"/>
+        <w:widowControl/>
       </w:pPr>
       <w:r>
         <w:rPr>
-          <w:rFonts w:ascii="Calibri" w:hAnsi="Calibri" w:eastAsia="Calibri"/>
-          <w:b w:val="0"/>
-          <w:i w:val="0"/>
-          <w:sz w:val="22"/>
+          <w:sz w:val="20"/>
         </w:rPr>
-        <w:t>1. Good Food Institute. Өстүрүлгөн эт жана ачытуу технологиясы боюнча түшүндүрмөлөр.</w:t>
-      </w:r>
-      <w:r>
-        <w:rPr>
-          <w:rFonts w:ascii="Calibri" w:hAnsi="Calibri" w:eastAsia="Calibri"/>
-          <w:b w:val="0"/>
-          <w:i w:val="0"/>
-          <w:sz w:val="22"/>
-        </w:rPr>
-        <w:t xml:space="preserve"> </w:t>
+        <w:t xml:space="preserve">1. Good Food Institute. Cultivated meat and fermentation explainers. </w:t>
       </w:r>
       <w:hyperlink r:id="rId9">
         <w:r>
           <w:rPr>
-            <w:rFonts w:ascii="Calibri" w:hAnsi="Calibri" w:eastAsia="Calibri"/>
-            <w:b w:val="0"/>
-            <w:i w:val="0"/>
-            <w:sz w:val="22"/>
-            <w:color w:val="0563C1"/>
-            <w:u w:val="single"/>
+            <w:sz w:val="20"/>
           </w:rPr>
           <w:t>https://gfi.org/cultivated-meat/</w:t>
         </w:r>
       </w:hyperlink>
+      <w:r>
+        <w:rPr>
+          <w:sz w:val="20"/>
+        </w:rPr>
+      </w:r>
     </w:p>
     <w:p>
       <w:pPr>
-        <w:spacing w:after="80"/>
-        <w:ind w:left="360"/>
+        <w:widowControl/>
       </w:pPr>
       <w:r>
         <w:rPr>
-          <w:rFonts w:ascii="Calibri" w:hAnsi="Calibri" w:eastAsia="Calibri"/>
-          <w:b w:val="0"/>
-          <w:i w:val="0"/>
-          <w:sz w:val="22"/>
+          <w:sz w:val="20"/>
         </w:rPr>
-        <w:t>2. FAO. Азык-түлүк системалары жана мал чарбасы боюнча басылмалар.</w:t>
-      </w:r>
-      <w:r>
-        <w:rPr>
-          <w:rFonts w:ascii="Calibri" w:hAnsi="Calibri" w:eastAsia="Calibri"/>
-          <w:b w:val="0"/>
-          <w:i w:val="0"/>
-          <w:sz w:val="22"/>
-        </w:rPr>
-        <w:t xml:space="preserve"> </w:t>
+        <w:t xml:space="preserve">2. FAO. Food systems and livestock publications. </w:t>
       </w:r>
       <w:hyperlink r:id="rId10">
         <w:r>
           <w:rPr>
-            <w:rFonts w:ascii="Calibri" w:hAnsi="Calibri" w:eastAsia="Calibri"/>
-            <w:b w:val="0"/>
-            <w:i w:val="0"/>
-            <w:sz w:val="22"/>
-            <w:color w:val="0563C1"/>
-            <w:u w:val="single"/>
+            <w:sz w:val="20"/>
           </w:rPr>
           <w:t>https://www.fao.org/animal-production/en</w:t>
         </w:r>
       </w:hyperlink>
-    </w:p>
-    <w:p>
-      <w:pPr>
-        <w:keepNext/>
-        <w:spacing w:before="240" w:after="120"/>
-      </w:pPr>
       <w:r>
         <w:rPr>
-          <w:rFonts w:ascii="Calibri" w:hAnsi="Calibri" w:eastAsia="Calibri"/>
-          <w:b/>
-          <w:i w:val="0"/>
-          <w:color w:val="004E8C"/>
-          <w:sz w:val="24"/>
+          <w:sz w:val="20"/>
         </w:rPr>
-        <w:t>D. Музейлердин, архивдердин жана китепканалардын материалдары</w:t>
       </w:r>
     </w:p>
     <w:p>
       <w:pPr>
-        <w:spacing w:after="80"/>
-        <w:ind w:left="360"/>
+        <w:pStyle w:val="Heading2"/>
+        <w:widowControl/>
       </w:pPr>
       <w:r>
         <w:rPr>
-          <w:rFonts w:ascii="Calibri" w:hAnsi="Calibri" w:eastAsia="Calibri"/>
-          <w:b w:val="0"/>
-          <w:i w:val="0"/>
-          <w:sz w:val="22"/>
+          <w:sz w:val="20"/>
         </w:rPr>
-        <w:t>1. Science Museum (London). Азык-түлүк жана биотехнология боюнча буюмдар жана баяндар.</w:t>
+        <w:t>Музейлердин, архивдердин жана китепканалардын материалдары</w:t>
       </w:r>
+    </w:p>
+    <w:p>
+      <w:pPr>
+        <w:widowControl/>
+      </w:pPr>
       <w:r>
         <w:rPr>
-          <w:rFonts w:ascii="Calibri" w:hAnsi="Calibri" w:eastAsia="Calibri"/>
-          <w:b w:val="0"/>
-          <w:i w:val="0"/>
-          <w:sz w:val="22"/>
+          <w:sz w:val="20"/>
         </w:rPr>
-        <w:t xml:space="preserve"> </w:t>
+        <w:t xml:space="preserve">1. Science Museum (London). Food and biotechnology objects and stories. </w:t>
       </w:r>
       <w:hyperlink r:id="rId11">
         <w:r>
           <w:rPr>
-            <w:rFonts w:ascii="Calibri" w:hAnsi="Calibri" w:eastAsia="Calibri"/>
-            <w:b w:val="0"/>
-            <w:i w:val="0"/>
-            <w:sz w:val="22"/>
-            <w:color w:val="0563C1"/>
-            <w:u w:val="single"/>
+            <w:sz w:val="20"/>
           </w:rPr>
           <w:t>https://www.sciencemuseum.org.uk/objects-and-stories</w:t>
         </w:r>
       </w:hyperlink>
-    </w:p>
-    <w:p>
-      <w:pPr>
-        <w:keepNext/>
-        <w:spacing w:before="240" w:after="120"/>
-      </w:pPr>
       <w:r>
         <w:rPr>
-          <w:rFonts w:ascii="Calibri" w:hAnsi="Calibri" w:eastAsia="Calibri"/>
-          <w:b/>
-          <w:i w:val="0"/>
-          <w:color w:val="004E8C"/>
-          <w:sz w:val="24"/>
+          <w:sz w:val="20"/>
         </w:rPr>
-        <w:t>J. Басма сөз, илимий-популярдуу жана жалпы маалымат булактары</w:t>
       </w:r>
     </w:p>
     <w:p>
       <w:pPr>
-        <w:spacing w:after="80"/>
-        <w:ind w:left="360"/>
+        <w:pStyle w:val="Heading2"/>
+        <w:widowControl/>
       </w:pPr>
       <w:r>
         <w:rPr>
-          <w:rFonts w:ascii="Calibri" w:hAnsi="Calibri" w:eastAsia="Calibri"/>
-          <w:b w:val="0"/>
-          <w:i w:val="0"/>
-          <w:sz w:val="22"/>
+          <w:sz w:val="20"/>
         </w:rPr>
-        <w:t>1. Nature. Өстүрүлгөн эт боюнча тематикалык баракча.</w:t>
+        <w:t>Басма сөз, илимий-популярдуу жана маалымдама материалдар</w:t>
       </w:r>
+    </w:p>
+    <w:p>
+      <w:pPr>
+        <w:widowControl/>
+      </w:pPr>
       <w:r>
         <w:rPr>
-          <w:rFonts w:ascii="Calibri" w:hAnsi="Calibri" w:eastAsia="Calibri"/>
-          <w:b w:val="0"/>
-          <w:i w:val="0"/>
-          <w:sz w:val="22"/>
+          <w:sz w:val="20"/>
         </w:rPr>
-        <w:t xml:space="preserve"> </w:t>
+        <w:t xml:space="preserve">1. Nature. Cultured meat subject page. </w:t>
       </w:r>
       <w:hyperlink r:id="rId12">
         <w:r>
           <w:rPr>
-            <w:rFonts w:ascii="Calibri" w:hAnsi="Calibri" w:eastAsia="Calibri"/>
-            <w:b w:val="0"/>
-            <w:i w:val="0"/>
-            <w:sz w:val="22"/>
-            <w:color w:val="0563C1"/>
-            <w:u w:val="single"/>
+            <w:sz w:val="20"/>
           </w:rPr>
           <w:t>https://www.nature.com/subjects/cultured-meat</w:t>
         </w:r>
       </w:hyperlink>
+      <w:r>
+        <w:rPr>
+          <w:sz w:val="20"/>
+        </w:rPr>
+      </w:r>
     </w:p>
     <w:p>
       <w:pPr>
-        <w:spacing w:after="80"/>
-        <w:ind w:left="360"/>
+        <w:widowControl/>
       </w:pPr>
       <w:r>
         <w:rPr>
-          <w:rFonts w:ascii="Calibri" w:hAnsi="Calibri" w:eastAsia="Calibri"/>
-          <w:b w:val="0"/>
-          <w:i w:val="0"/>
-          <w:sz w:val="22"/>
+          <w:sz w:val="20"/>
         </w:rPr>
-        <w:t>2. FDA. Өстүрүлгөн жаныбар клеткаларынан жасалган адам азыгы.</w:t>
-      </w:r>
-      <w:r>
-        <w:rPr>
-          <w:rFonts w:ascii="Calibri" w:hAnsi="Calibri" w:eastAsia="Calibri"/>
-          <w:b w:val="0"/>
-          <w:i w:val="0"/>
-          <w:sz w:val="22"/>
-        </w:rPr>
-        <w:t xml:space="preserve"> </w:t>
+        <w:t xml:space="preserve">2. FDA. Human food made with cultured animal cells. </w:t>
       </w:r>
       <w:hyperlink r:id="rId13">
         <w:r>
           <w:rPr>
-            <w:rFonts w:ascii="Calibri" w:hAnsi="Calibri" w:eastAsia="Calibri"/>
-            <w:b w:val="0"/>
-            <w:i w:val="0"/>
-            <w:sz w:val="22"/>
-            <w:color w:val="0563C1"/>
-            <w:u w:val="single"/>
+            <w:sz w:val="20"/>
           </w:rPr>
           <w:t>https://www.fda.gov/food/food-ingredients-packaging/human-food-made-cultured-animal-cells</w:t>
         </w:r>
       </w:hyperlink>
+      <w:r>
+        <w:rPr>
+          <w:sz w:val="20"/>
+        </w:rPr>
+      </w:r>
     </w:p>
     <w:sectPr>
-      <w:pgSz w:w="12240" w:h="15840"/>
-      <w:pgMar w:top="1296" w:right="1440" w:bottom="1296" w:left="1440" w:header="720" w:footer="720" w:gutter="0"/>
+      <w:footerReference w:type="default" r:id="rId14"/>
+      <w:pgSz w:w="11906" w:h="16838"/>
+      <w:pgMar w:top="1020" w:right="1134" w:bottom="1020" w:left="1134" w:header="720" w:footer="720" w:gutter="0"/>
       <w:cols w:space="720"/>
       <w:docGrid w:linePitch="360"/>
     </w:sectPr>
   </w:body>
 </w:document>
+</file>
+
+<file path=word/footer1.xml><?xml version="1.0" encoding="utf-8"?>
+<w:ftr xmlns:m="http://schemas.openxmlformats.org/officeDocument/2006/math" xmlns:mc="http://schemas.openxmlformats.org/markup-compatibility/2006" xmlns:mo="http://schemas.microsoft.com/office/mac/office/2008/main" xmlns:mv="urn:schemas-microsoft-com:mac:vml" xmlns:o="urn:schemas-microsoft-com:office:office" xmlns:r="http://schemas.openxmlformats.org/officeDocument/2006/relationships" xmlns:v="urn:schemas-microsoft-com:vml" xmlns:w10="urn:schemas-microsoft-com:office:word" xmlns:w14="http://schemas.microsoft.com/office/word/2010/wordml" xmlns:w="http://schemas.openxmlformats.org/wordprocessingml/2006/main" xmlns:wne="http://schemas.microsoft.com/office/word/2006/wordml" xmlns:wp14="http://schemas.microsoft.com/office/word/2010/wordprocessingDrawing" xmlns:wp="http://schemas.openxmlformats.org/drawingml/2006/wordprocessingDrawing" xmlns:wpc="http://schemas.microsoft.com/office/word/2010/wordprocessingCanvas" xmlns:wpg="http://schemas.microsoft.com/office/word/2010/wordprocessingGroup" xmlns:wpi="http://schemas.microsoft.com/office/word/2010/wordprocessingInk" xmlns:wps="http://schemas.microsoft.com/office/word/2010/wordprocessingShape" mc:Ignorable="w14 wp14">
+  <w:p>
+    <w:pPr>
+      <w:pStyle w:val="Footer"/>
+      <w:jc w:val="right"/>
+    </w:pPr>
+    <w:fldSimple w:instr="PAGE"/>
+  </w:p>
+</w:ftr>
 </file>
 
 <file path=word/numbering.xml><?xml version="1.0" encoding="utf-8"?>
@@ -794,7 +595,7 @@
   <w:docDefaults>
     <w:rPrDefault>
       <w:rPr>
-        <w:rFonts w:asciiTheme="minorHAnsi" w:eastAsiaTheme="minorEastAsia" w:hAnsiTheme="minorHAnsi" w:cstheme="minorBidi"/>
+        <w:rFonts/>
         <w:sz w:val="22"/>
         <w:szCs w:val="22"/>
         <w:lang w:val="en-US" w:eastAsia="en-US" w:bidi="ar-SA"/>
@@ -949,6 +750,15 @@
     <w:name w:val="Normal"/>
     <w:qFormat/>
     <w:rsid w:val="00FC693F"/>
+    <w:pPr>
+      <w:spacing w:after="120" w:line="259" w:lineRule="auto"/>
+    </w:pPr>
+    <w:rPr>
+      <w:rFonts w:ascii="Times New Roman" w:hAnsi="Times New Roman"/>
+      <w:color w:val="000000"/>
+      <w:sz w:val="24"/>
+      <w:lang w:val="ky-KG"/>
+    </w:rPr>
   </w:style>
   <w:style w:type="paragraph" w:styleId="Header">
     <w:name w:val="header"/>
@@ -1005,16 +815,17 @@
     <w:pPr>
       <w:keepNext/>
       <w:keepLines/>
-      <w:spacing w:before="480" w:after="0"/>
+      <w:spacing w:before="480" w:after="120" w:line="259" w:lineRule="auto"/>
       <w:outlineLvl w:val="0"/>
     </w:pPr>
     <w:rPr>
-      <w:rFonts w:asciiTheme="majorHAnsi" w:eastAsiaTheme="majorEastAsia" w:hAnsiTheme="majorHAnsi" w:cstheme="majorBidi"/>
+      <w:rFonts w:ascii="Times New Roman" w:hAnsi="Times New Roman"/>
       <w:b/>
       <w:bCs/>
-      <w:color w:val="365F91" w:themeColor="accent1" w:themeShade="BF"/>
-      <w:sz w:val="28"/>
+      <w:color w:val="000000"/>
+      <w:sz w:val="26"/>
       <w:szCs w:val="28"/>
+      <w:lang w:val="ky-KG"/>
     </w:rPr>
   </w:style>
   <w:style w:type="paragraph" w:styleId="Heading2">
@@ -1029,16 +840,17 @@
     <w:pPr>
       <w:keepNext/>
       <w:keepLines/>
-      <w:spacing w:before="200" w:after="0"/>
+      <w:spacing w:before="200" w:after="120" w:line="259" w:lineRule="auto"/>
       <w:outlineLvl w:val="1"/>
     </w:pPr>
     <w:rPr>
-      <w:rFonts w:asciiTheme="majorHAnsi" w:eastAsiaTheme="majorEastAsia" w:hAnsiTheme="majorHAnsi" w:cstheme="majorBidi"/>
+      <w:rFonts w:ascii="Times New Roman" w:hAnsi="Times New Roman"/>
       <w:b/>
       <w:bCs/>
-      <w:color w:val="4F81BD" w:themeColor="accent1"/>
+      <w:color w:val="000000"/>
       <w:sz w:val="26"/>
       <w:szCs w:val="26"/>
+      <w:lang w:val="ky-KG"/>
     </w:rPr>
   </w:style>
   <w:style w:type="paragraph" w:styleId="Heading3">
@@ -1057,7 +869,7 @@
       <w:outlineLvl w:val="2"/>
     </w:pPr>
     <w:rPr>
-      <w:rFonts w:asciiTheme="majorHAnsi" w:eastAsiaTheme="majorEastAsia" w:hAnsiTheme="majorHAnsi" w:cstheme="majorBidi"/>
+      <w:rFonts/>
       <w:b/>
       <w:bCs/>
       <w:color w:val="4F81BD" w:themeColor="accent1"/>
@@ -1080,7 +892,7 @@
       <w:outlineLvl w:val="3"/>
     </w:pPr>
     <w:rPr>
-      <w:rFonts w:asciiTheme="majorHAnsi" w:eastAsiaTheme="majorEastAsia" w:hAnsiTheme="majorHAnsi" w:cstheme="majorBidi"/>
+      <w:rFonts/>
       <w:b/>
       <w:bCs/>
       <w:i/>
@@ -1105,7 +917,7 @@
       <w:outlineLvl w:val="4"/>
     </w:pPr>
     <w:rPr>
-      <w:rFonts w:asciiTheme="majorHAnsi" w:eastAsiaTheme="majorEastAsia" w:hAnsiTheme="majorHAnsi" w:cstheme="majorBidi"/>
+      <w:rFonts/>
       <w:color w:val="243F60" w:themeColor="accent1" w:themeShade="7F"/>
     </w:rPr>
   </w:style>
@@ -1126,7 +938,7 @@
       <w:outlineLvl w:val="5"/>
     </w:pPr>
     <w:rPr>
-      <w:rFonts w:asciiTheme="majorHAnsi" w:eastAsiaTheme="majorEastAsia" w:hAnsiTheme="majorHAnsi" w:cstheme="majorBidi"/>
+      <w:rFonts/>
       <w:i/>
       <w:iCs/>
       <w:color w:val="243F60" w:themeColor="accent1" w:themeShade="7F"/>
@@ -1149,7 +961,7 @@
       <w:outlineLvl w:val="6"/>
     </w:pPr>
     <w:rPr>
-      <w:rFonts w:asciiTheme="majorHAnsi" w:eastAsiaTheme="majorEastAsia" w:hAnsiTheme="majorHAnsi" w:cstheme="majorBidi"/>
+      <w:rFonts/>
       <w:i/>
       <w:iCs/>
       <w:color w:val="404040" w:themeColor="text1" w:themeTint="BF"/>
@@ -1172,7 +984,7 @@
       <w:outlineLvl w:val="7"/>
     </w:pPr>
     <w:rPr>
-      <w:rFonts w:asciiTheme="majorHAnsi" w:eastAsiaTheme="majorEastAsia" w:hAnsiTheme="majorHAnsi" w:cstheme="majorBidi"/>
+      <w:rFonts/>
       <w:color w:val="4F81BD" w:themeColor="accent1"/>
       <w:sz w:val="20"/>
       <w:szCs w:val="20"/>
@@ -1195,7 +1007,7 @@
       <w:outlineLvl w:val="8"/>
     </w:pPr>
     <w:rPr>
-      <w:rFonts w:asciiTheme="majorHAnsi" w:eastAsiaTheme="majorEastAsia" w:hAnsiTheme="majorHAnsi" w:cstheme="majorBidi"/>
+      <w:rFonts/>
       <w:i/>
       <w:iCs/>
       <w:color w:val="404040" w:themeColor="text1" w:themeTint="BF"/>
@@ -1246,7 +1058,7 @@
     <w:uiPriority w:val="9"/>
     <w:rsid w:val="00FC693F"/>
     <w:rPr>
-      <w:rFonts w:asciiTheme="majorHAnsi" w:eastAsiaTheme="majorEastAsia" w:hAnsiTheme="majorHAnsi" w:cstheme="majorBidi"/>
+      <w:rFonts/>
       <w:b/>
       <w:bCs/>
       <w:color w:val="365F91" w:themeColor="accent1" w:themeShade="BF"/>
@@ -1261,7 +1073,7 @@
     <w:uiPriority w:val="9"/>
     <w:rsid w:val="00FC693F"/>
     <w:rPr>
-      <w:rFonts w:asciiTheme="majorHAnsi" w:eastAsiaTheme="majorEastAsia" w:hAnsiTheme="majorHAnsi" w:cstheme="majorBidi"/>
+      <w:rFonts/>
       <w:b/>
       <w:bCs/>
       <w:color w:val="4F81BD" w:themeColor="accent1"/>
@@ -1276,7 +1088,7 @@
     <w:uiPriority w:val="9"/>
     <w:rsid w:val="00FC693F"/>
     <w:rPr>
-      <w:rFonts w:asciiTheme="majorHAnsi" w:eastAsiaTheme="majorEastAsia" w:hAnsiTheme="majorHAnsi" w:cstheme="majorBidi"/>
+      <w:rFonts/>
       <w:b/>
       <w:bCs/>
       <w:color w:val="4F81BD" w:themeColor="accent1"/>
@@ -1291,19 +1103,17 @@
     <w:qFormat/>
     <w:rsid w:val="00FC693F"/>
     <w:pPr>
-      <w:pBdr>
-        <w:bottom w:val="single" w:sz="8" w:space="4" w:color="4F81BD" w:themeColor="accent1"/>
-      </w:pBdr>
-      <w:spacing w:after="300" w:line="240" w:lineRule="auto"/>
+      <w:spacing w:after="120" w:line="259" w:lineRule="auto"/>
       <w:contextualSpacing/>
     </w:pPr>
     <w:rPr>
-      <w:rFonts w:asciiTheme="majorHAnsi" w:eastAsiaTheme="majorEastAsia" w:hAnsiTheme="majorHAnsi" w:cstheme="majorBidi"/>
-      <w:color w:val="17365D" w:themeColor="text2" w:themeShade="BF"/>
+      <w:rFonts w:ascii="Times New Roman" w:hAnsi="Times New Roman"/>
+      <w:color w:val="000000"/>
       <w:spacing w:val="5"/>
       <w:kern w:val="28"/>
-      <w:sz w:val="52"/>
+      <w:sz w:val="40"/>
       <w:szCs w:val="52"/>
+      <w:lang w:val="ky-KG"/>
     </w:rPr>
   </w:style>
   <w:style w:type="character" w:customStyle="1" w:styleId="TitleChar">
@@ -1313,7 +1123,7 @@
     <w:uiPriority w:val="10"/>
     <w:rsid w:val="00FC693F"/>
     <w:rPr>
-      <w:rFonts w:asciiTheme="majorHAnsi" w:eastAsiaTheme="majorEastAsia" w:hAnsiTheme="majorHAnsi" w:cstheme="majorBidi"/>
+      <w:rFonts/>
       <w:color w:val="17365D" w:themeColor="text2" w:themeShade="BF"/>
       <w:spacing w:val="5"/>
       <w:kern w:val="28"/>
@@ -1335,7 +1145,7 @@
       </w:numPr>
     </w:pPr>
     <w:rPr>
-      <w:rFonts w:asciiTheme="majorHAnsi" w:eastAsiaTheme="majorEastAsia" w:hAnsiTheme="majorHAnsi" w:cstheme="majorBidi"/>
+      <w:rFonts/>
       <w:i/>
       <w:iCs/>
       <w:color w:val="4F81BD" w:themeColor="accent1"/>
@@ -1351,7 +1161,7 @@
     <w:uiPriority w:val="11"/>
     <w:rsid w:val="00FC693F"/>
     <w:rPr>
-      <w:rFonts w:asciiTheme="majorHAnsi" w:eastAsiaTheme="majorEastAsia" w:hAnsiTheme="majorHAnsi" w:cstheme="majorBidi"/>
+      <w:rFonts/>
       <w:i/>
       <w:iCs/>
       <w:color w:val="4F81BD" w:themeColor="accent1"/>
@@ -1476,8 +1286,15 @@
       <w:numPr>
         <w:numId w:val="1"/>
       </w:numPr>
+      <w:spacing w:after="120" w:line="259" w:lineRule="auto"/>
       <w:contextualSpacing/>
     </w:pPr>
+    <w:rPr>
+      <w:rFonts w:ascii="Times New Roman" w:hAnsi="Times New Roman"/>
+      <w:color w:val="000000"/>
+      <w:sz w:val="24"/>
+      <w:lang w:val="ky-KG"/>
+    </w:rPr>
   </w:style>
   <w:style w:type="paragraph" w:styleId="ListBullet2">
     <w:name w:val="List Bullet 2"/>
@@ -1649,7 +1466,7 @@
     <w:semiHidden/>
     <w:rsid w:val="00FC693F"/>
     <w:rPr>
-      <w:rFonts w:asciiTheme="majorHAnsi" w:eastAsiaTheme="majorEastAsia" w:hAnsiTheme="majorHAnsi" w:cstheme="majorBidi"/>
+      <w:rFonts/>
       <w:b/>
       <w:bCs/>
       <w:i/>
@@ -1665,7 +1482,7 @@
     <w:semiHidden/>
     <w:rsid w:val="00FC693F"/>
     <w:rPr>
-      <w:rFonts w:asciiTheme="majorHAnsi" w:eastAsiaTheme="majorEastAsia" w:hAnsiTheme="majorHAnsi" w:cstheme="majorBidi"/>
+      <w:rFonts/>
       <w:color w:val="243F60" w:themeColor="accent1" w:themeShade="7F"/>
     </w:rPr>
   </w:style>
@@ -1677,7 +1494,7 @@
     <w:semiHidden/>
     <w:rsid w:val="00FC693F"/>
     <w:rPr>
-      <w:rFonts w:asciiTheme="majorHAnsi" w:eastAsiaTheme="majorEastAsia" w:hAnsiTheme="majorHAnsi" w:cstheme="majorBidi"/>
+      <w:rFonts/>
       <w:i/>
       <w:iCs/>
       <w:color w:val="243F60" w:themeColor="accent1" w:themeShade="7F"/>
@@ -1691,7 +1508,7 @@
     <w:semiHidden/>
     <w:rsid w:val="00FC693F"/>
     <w:rPr>
-      <w:rFonts w:asciiTheme="majorHAnsi" w:eastAsiaTheme="majorEastAsia" w:hAnsiTheme="majorHAnsi" w:cstheme="majorBidi"/>
+      <w:rFonts/>
       <w:i/>
       <w:iCs/>
       <w:color w:val="404040" w:themeColor="text1" w:themeTint="BF"/>
@@ -1705,7 +1522,7 @@
     <w:semiHidden/>
     <w:rsid w:val="00FC693F"/>
     <w:rPr>
-      <w:rFonts w:asciiTheme="majorHAnsi" w:eastAsiaTheme="majorEastAsia" w:hAnsiTheme="majorHAnsi" w:cstheme="majorBidi"/>
+      <w:rFonts/>
       <w:color w:val="4F81BD" w:themeColor="accent1"/>
       <w:sz w:val="20"/>
       <w:szCs w:val="20"/>
@@ -1719,7 +1536,7 @@
     <w:semiHidden/>
     <w:rsid w:val="00FC693F"/>
     <w:rPr>
-      <w:rFonts w:asciiTheme="majorHAnsi" w:eastAsiaTheme="majorEastAsia" w:hAnsiTheme="majorHAnsi" w:cstheme="majorBidi"/>
+      <w:rFonts/>
       <w:i/>
       <w:iCs/>
       <w:color w:val="404040" w:themeColor="text1" w:themeTint="BF"/>
@@ -1778,9 +1595,6 @@
     <w:qFormat/>
     <w:rsid w:val="00FC693F"/>
     <w:pPr>
-      <w:pBdr>
-        <w:bottom w:val="single" w:sz="4" w:space="4" w:color="4F81BD" w:themeColor="accent1"/>
-      </w:pBdr>
       <w:spacing w:before="200" w:after="280"/>
       <w:ind w:left="936" w:right="936"/>
     </w:pPr>
@@ -3308,7 +3122,7 @@
         <w:spacing w:before="0" w:after="0" w:line="240" w:lineRule="auto"/>
       </w:pPr>
       <w:rPr>
-        <w:rFonts w:asciiTheme="majorHAnsi" w:eastAsiaTheme="majorEastAsia" w:hAnsiTheme="majorHAnsi" w:cstheme="majorBidi"/>
+        <w:rFonts/>
         <w:b/>
         <w:bCs/>
       </w:rPr>
@@ -3329,7 +3143,7 @@
         <w:spacing w:before="0" w:after="0" w:line="240" w:lineRule="auto"/>
       </w:pPr>
       <w:rPr>
-        <w:rFonts w:asciiTheme="majorHAnsi" w:eastAsiaTheme="majorEastAsia" w:hAnsiTheme="majorHAnsi" w:cstheme="majorBidi"/>
+        <w:rFonts/>
         <w:b/>
         <w:bCs/>
       </w:rPr>
@@ -3347,14 +3161,14 @@
     </w:tblStylePr>
     <w:tblStylePr w:type="firstCol">
       <w:rPr>
-        <w:rFonts w:asciiTheme="majorHAnsi" w:eastAsiaTheme="majorEastAsia" w:hAnsiTheme="majorHAnsi" w:cstheme="majorBidi"/>
+        <w:rFonts/>
         <w:b/>
         <w:bCs/>
       </w:rPr>
     </w:tblStylePr>
     <w:tblStylePr w:type="lastCol">
       <w:rPr>
-        <w:rFonts w:asciiTheme="majorHAnsi" w:eastAsiaTheme="majorEastAsia" w:hAnsiTheme="majorHAnsi" w:cstheme="majorBidi"/>
+        <w:rFonts/>
         <w:b/>
         <w:bCs/>
       </w:rPr>
@@ -3438,7 +3252,7 @@
         <w:spacing w:before="0" w:after="0" w:line="240" w:lineRule="auto"/>
       </w:pPr>
       <w:rPr>
-        <w:rFonts w:asciiTheme="majorHAnsi" w:eastAsiaTheme="majorEastAsia" w:hAnsiTheme="majorHAnsi" w:cstheme="majorBidi"/>
+        <w:rFonts/>
         <w:b/>
         <w:bCs/>
       </w:rPr>
@@ -3459,7 +3273,7 @@
         <w:spacing w:before="0" w:after="0" w:line="240" w:lineRule="auto"/>
       </w:pPr>
       <w:rPr>
-        <w:rFonts w:asciiTheme="majorHAnsi" w:eastAsiaTheme="majorEastAsia" w:hAnsiTheme="majorHAnsi" w:cstheme="majorBidi"/>
+        <w:rFonts/>
         <w:b/>
         <w:bCs/>
       </w:rPr>
@@ -3477,14 +3291,14 @@
     </w:tblStylePr>
     <w:tblStylePr w:type="firstCol">
       <w:rPr>
-        <w:rFonts w:asciiTheme="majorHAnsi" w:eastAsiaTheme="majorEastAsia" w:hAnsiTheme="majorHAnsi" w:cstheme="majorBidi"/>
+        <w:rFonts/>
         <w:b/>
         <w:bCs/>
       </w:rPr>
     </w:tblStylePr>
     <w:tblStylePr w:type="lastCol">
       <w:rPr>
-        <w:rFonts w:asciiTheme="majorHAnsi" w:eastAsiaTheme="majorEastAsia" w:hAnsiTheme="majorHAnsi" w:cstheme="majorBidi"/>
+        <w:rFonts/>
         <w:b/>
         <w:bCs/>
       </w:rPr>
@@ -3568,7 +3382,7 @@
         <w:spacing w:before="0" w:after="0" w:line="240" w:lineRule="auto"/>
       </w:pPr>
       <w:rPr>
-        <w:rFonts w:asciiTheme="majorHAnsi" w:eastAsiaTheme="majorEastAsia" w:hAnsiTheme="majorHAnsi" w:cstheme="majorBidi"/>
+        <w:rFonts/>
         <w:b/>
         <w:bCs/>
       </w:rPr>
@@ -3589,7 +3403,7 @@
         <w:spacing w:before="0" w:after="0" w:line="240" w:lineRule="auto"/>
       </w:pPr>
       <w:rPr>
-        <w:rFonts w:asciiTheme="majorHAnsi" w:eastAsiaTheme="majorEastAsia" w:hAnsiTheme="majorHAnsi" w:cstheme="majorBidi"/>
+        <w:rFonts/>
         <w:b/>
         <w:bCs/>
       </w:rPr>
@@ -3607,14 +3421,14 @@
     </w:tblStylePr>
     <w:tblStylePr w:type="firstCol">
       <w:rPr>
-        <w:rFonts w:asciiTheme="majorHAnsi" w:eastAsiaTheme="majorEastAsia" w:hAnsiTheme="majorHAnsi" w:cstheme="majorBidi"/>
+        <w:rFonts/>
         <w:b/>
         <w:bCs/>
       </w:rPr>
     </w:tblStylePr>
     <w:tblStylePr w:type="lastCol">
       <w:rPr>
-        <w:rFonts w:asciiTheme="majorHAnsi" w:eastAsiaTheme="majorEastAsia" w:hAnsiTheme="majorHAnsi" w:cstheme="majorBidi"/>
+        <w:rFonts/>
         <w:b/>
         <w:bCs/>
       </w:rPr>
@@ -3698,7 +3512,7 @@
         <w:spacing w:before="0" w:after="0" w:line="240" w:lineRule="auto"/>
       </w:pPr>
       <w:rPr>
-        <w:rFonts w:asciiTheme="majorHAnsi" w:eastAsiaTheme="majorEastAsia" w:hAnsiTheme="majorHAnsi" w:cstheme="majorBidi"/>
+        <w:rFonts/>
         <w:b/>
         <w:bCs/>
       </w:rPr>
@@ -3719,7 +3533,7 @@
         <w:spacing w:before="0" w:after="0" w:line="240" w:lineRule="auto"/>
       </w:pPr>
       <w:rPr>
-        <w:rFonts w:asciiTheme="majorHAnsi" w:eastAsiaTheme="majorEastAsia" w:hAnsiTheme="majorHAnsi" w:cstheme="majorBidi"/>
+        <w:rFonts/>
         <w:b/>
         <w:bCs/>
       </w:rPr>
@@ -3737,14 +3551,14 @@
     </w:tblStylePr>
     <w:tblStylePr w:type="firstCol">
       <w:rPr>
-        <w:rFonts w:asciiTheme="majorHAnsi" w:eastAsiaTheme="majorEastAsia" w:hAnsiTheme="majorHAnsi" w:cstheme="majorBidi"/>
+        <w:rFonts/>
         <w:b/>
         <w:bCs/>
       </w:rPr>
     </w:tblStylePr>
     <w:tblStylePr w:type="lastCol">
       <w:rPr>
-        <w:rFonts w:asciiTheme="majorHAnsi" w:eastAsiaTheme="majorEastAsia" w:hAnsiTheme="majorHAnsi" w:cstheme="majorBidi"/>
+        <w:rFonts/>
         <w:b/>
         <w:bCs/>
       </w:rPr>
@@ -3828,7 +3642,7 @@
         <w:spacing w:before="0" w:after="0" w:line="240" w:lineRule="auto"/>
       </w:pPr>
       <w:rPr>
-        <w:rFonts w:asciiTheme="majorHAnsi" w:eastAsiaTheme="majorEastAsia" w:hAnsiTheme="majorHAnsi" w:cstheme="majorBidi"/>
+        <w:rFonts/>
         <w:b/>
         <w:bCs/>
       </w:rPr>
@@ -3849,7 +3663,7 @@
         <w:spacing w:before="0" w:after="0" w:line="240" w:lineRule="auto"/>
       </w:pPr>
       <w:rPr>
-        <w:rFonts w:asciiTheme="majorHAnsi" w:eastAsiaTheme="majorEastAsia" w:hAnsiTheme="majorHAnsi" w:cstheme="majorBidi"/>
+        <w:rFonts/>
         <w:b/>
         <w:bCs/>
       </w:rPr>
@@ -3867,14 +3681,14 @@
     </w:tblStylePr>
     <w:tblStylePr w:type="firstCol">
       <w:rPr>
-        <w:rFonts w:asciiTheme="majorHAnsi" w:eastAsiaTheme="majorEastAsia" w:hAnsiTheme="majorHAnsi" w:cstheme="majorBidi"/>
+        <w:rFonts/>
         <w:b/>
         <w:bCs/>
       </w:rPr>
     </w:tblStylePr>
     <w:tblStylePr w:type="lastCol">
       <w:rPr>
-        <w:rFonts w:asciiTheme="majorHAnsi" w:eastAsiaTheme="majorEastAsia" w:hAnsiTheme="majorHAnsi" w:cstheme="majorBidi"/>
+        <w:rFonts/>
         <w:b/>
         <w:bCs/>
       </w:rPr>
@@ -3958,7 +3772,7 @@
         <w:spacing w:before="0" w:after="0" w:line="240" w:lineRule="auto"/>
       </w:pPr>
       <w:rPr>
-        <w:rFonts w:asciiTheme="majorHAnsi" w:eastAsiaTheme="majorEastAsia" w:hAnsiTheme="majorHAnsi" w:cstheme="majorBidi"/>
+        <w:rFonts/>
         <w:b/>
         <w:bCs/>
       </w:rPr>
@@ -3979,7 +3793,7 @@
         <w:spacing w:before="0" w:after="0" w:line="240" w:lineRule="auto"/>
       </w:pPr>
       <w:rPr>
-        <w:rFonts w:asciiTheme="majorHAnsi" w:eastAsiaTheme="majorEastAsia" w:hAnsiTheme="majorHAnsi" w:cstheme="majorBidi"/>
+        <w:rFonts/>
         <w:b/>
         <w:bCs/>
       </w:rPr>
@@ -3997,14 +3811,14 @@
     </w:tblStylePr>
     <w:tblStylePr w:type="firstCol">
       <w:rPr>
-        <w:rFonts w:asciiTheme="majorHAnsi" w:eastAsiaTheme="majorEastAsia" w:hAnsiTheme="majorHAnsi" w:cstheme="majorBidi"/>
+        <w:rFonts/>
         <w:b/>
         <w:bCs/>
       </w:rPr>
     </w:tblStylePr>
     <w:tblStylePr w:type="lastCol">
       <w:rPr>
-        <w:rFonts w:asciiTheme="majorHAnsi" w:eastAsiaTheme="majorEastAsia" w:hAnsiTheme="majorHAnsi" w:cstheme="majorBidi"/>
+        <w:rFonts/>
         <w:b/>
         <w:bCs/>
       </w:rPr>
@@ -4088,7 +3902,7 @@
         <w:spacing w:before="0" w:after="0" w:line="240" w:lineRule="auto"/>
       </w:pPr>
       <w:rPr>
-        <w:rFonts w:asciiTheme="majorHAnsi" w:eastAsiaTheme="majorEastAsia" w:hAnsiTheme="majorHAnsi" w:cstheme="majorBidi"/>
+        <w:rFonts/>
         <w:b/>
         <w:bCs/>
       </w:rPr>
@@ -4109,7 +3923,7 @@
         <w:spacing w:before="0" w:after="0" w:line="240" w:lineRule="auto"/>
       </w:pPr>
       <w:rPr>
-        <w:rFonts w:asciiTheme="majorHAnsi" w:eastAsiaTheme="majorEastAsia" w:hAnsiTheme="majorHAnsi" w:cstheme="majorBidi"/>
+        <w:rFonts/>
         <w:b/>
         <w:bCs/>
       </w:rPr>
@@ -4127,14 +3941,14 @@
     </w:tblStylePr>
     <w:tblStylePr w:type="firstCol">
       <w:rPr>
-        <w:rFonts w:asciiTheme="majorHAnsi" w:eastAsiaTheme="majorEastAsia" w:hAnsiTheme="majorHAnsi" w:cstheme="majorBidi"/>
+        <w:rFonts/>
         <w:b/>
         <w:bCs/>
       </w:rPr>
     </w:tblStylePr>
     <w:tblStylePr w:type="lastCol">
       <w:rPr>
-        <w:rFonts w:asciiTheme="majorHAnsi" w:eastAsiaTheme="majorEastAsia" w:hAnsiTheme="majorHAnsi" w:cstheme="majorBidi"/>
+        <w:rFonts/>
         <w:b/>
         <w:bCs/>
       </w:rPr>
@@ -5999,7 +5813,7 @@
     </w:tblPr>
     <w:tblStylePr w:type="firstRow">
       <w:rPr>
-        <w:rFonts w:asciiTheme="majorHAnsi" w:eastAsiaTheme="majorEastAsia" w:hAnsiTheme="majorHAnsi" w:cstheme="majorBidi"/>
+        <w:rFonts/>
       </w:rPr>
       <w:tblPr/>
       <w:tcPr>
@@ -6083,7 +5897,7 @@
     </w:tblPr>
     <w:tblStylePr w:type="firstRow">
       <w:rPr>
-        <w:rFonts w:asciiTheme="majorHAnsi" w:eastAsiaTheme="majorEastAsia" w:hAnsiTheme="majorHAnsi" w:cstheme="majorBidi"/>
+        <w:rFonts/>
       </w:rPr>
       <w:tblPr/>
       <w:tcPr>
@@ -6167,7 +5981,7 @@
     </w:tblPr>
     <w:tblStylePr w:type="firstRow">
       <w:rPr>
-        <w:rFonts w:asciiTheme="majorHAnsi" w:eastAsiaTheme="majorEastAsia" w:hAnsiTheme="majorHAnsi" w:cstheme="majorBidi"/>
+        <w:rFonts/>
       </w:rPr>
       <w:tblPr/>
       <w:tcPr>
@@ -6251,7 +6065,7 @@
     </w:tblPr>
     <w:tblStylePr w:type="firstRow">
       <w:rPr>
-        <w:rFonts w:asciiTheme="majorHAnsi" w:eastAsiaTheme="majorEastAsia" w:hAnsiTheme="majorHAnsi" w:cstheme="majorBidi"/>
+        <w:rFonts/>
       </w:rPr>
       <w:tblPr/>
       <w:tcPr>
@@ -6335,7 +6149,7 @@
     </w:tblPr>
     <w:tblStylePr w:type="firstRow">
       <w:rPr>
-        <w:rFonts w:asciiTheme="majorHAnsi" w:eastAsiaTheme="majorEastAsia" w:hAnsiTheme="majorHAnsi" w:cstheme="majorBidi"/>
+        <w:rFonts/>
       </w:rPr>
       <w:tblPr/>
       <w:tcPr>
@@ -6419,7 +6233,7 @@
     </w:tblPr>
     <w:tblStylePr w:type="firstRow">
       <w:rPr>
-        <w:rFonts w:asciiTheme="majorHAnsi" w:eastAsiaTheme="majorEastAsia" w:hAnsiTheme="majorHAnsi" w:cstheme="majorBidi"/>
+        <w:rFonts/>
       </w:rPr>
       <w:tblPr/>
       <w:tcPr>
@@ -6503,7 +6317,7 @@
     </w:tblPr>
     <w:tblStylePr w:type="firstRow">
       <w:rPr>
-        <w:rFonts w:asciiTheme="majorHAnsi" w:eastAsiaTheme="majorEastAsia" w:hAnsiTheme="majorHAnsi" w:cstheme="majorBidi"/>
+        <w:rFonts/>
       </w:rPr>
       <w:tblPr/>
       <w:tcPr>
@@ -6568,7 +6382,7 @@
       <w:spacing w:after="0" w:line="240" w:lineRule="auto"/>
     </w:pPr>
     <w:rPr>
-      <w:rFonts w:asciiTheme="majorHAnsi" w:eastAsiaTheme="majorEastAsia" w:hAnsiTheme="majorHAnsi" w:cstheme="majorBidi"/>
+      <w:rFonts/>
       <w:color w:val="000000" w:themeColor="text1"/>
     </w:rPr>
     <w:tblPr>
@@ -6696,7 +6510,7 @@
       <w:spacing w:after="0" w:line="240" w:lineRule="auto"/>
     </w:pPr>
     <w:rPr>
-      <w:rFonts w:asciiTheme="majorHAnsi" w:eastAsiaTheme="majorEastAsia" w:hAnsiTheme="majorHAnsi" w:cstheme="majorBidi"/>
+      <w:rFonts/>
       <w:color w:val="000000" w:themeColor="text1"/>
     </w:rPr>
     <w:tblPr>
@@ -6824,7 +6638,7 @@
       <w:spacing w:after="0" w:line="240" w:lineRule="auto"/>
     </w:pPr>
     <w:rPr>
-      <w:rFonts w:asciiTheme="majorHAnsi" w:eastAsiaTheme="majorEastAsia" w:hAnsiTheme="majorHAnsi" w:cstheme="majorBidi"/>
+      <w:rFonts/>
       <w:color w:val="000000" w:themeColor="text1"/>
     </w:rPr>
     <w:tblPr>
@@ -6952,7 +6766,7 @@
       <w:spacing w:after="0" w:line="240" w:lineRule="auto"/>
     </w:pPr>
     <w:rPr>
-      <w:rFonts w:asciiTheme="majorHAnsi" w:eastAsiaTheme="majorEastAsia" w:hAnsiTheme="majorHAnsi" w:cstheme="majorBidi"/>
+      <w:rFonts/>
       <w:color w:val="000000" w:themeColor="text1"/>
     </w:rPr>
     <w:tblPr>
@@ -7080,7 +6894,7 @@
       <w:spacing w:after="0" w:line="240" w:lineRule="auto"/>
     </w:pPr>
     <w:rPr>
-      <w:rFonts w:asciiTheme="majorHAnsi" w:eastAsiaTheme="majorEastAsia" w:hAnsiTheme="majorHAnsi" w:cstheme="majorBidi"/>
+      <w:rFonts/>
       <w:color w:val="000000" w:themeColor="text1"/>
     </w:rPr>
     <w:tblPr>
@@ -7208,7 +7022,7 @@
       <w:spacing w:after="0" w:line="240" w:lineRule="auto"/>
     </w:pPr>
     <w:rPr>
-      <w:rFonts w:asciiTheme="majorHAnsi" w:eastAsiaTheme="majorEastAsia" w:hAnsiTheme="majorHAnsi" w:cstheme="majorBidi"/>
+      <w:rFonts/>
       <w:color w:val="000000" w:themeColor="text1"/>
     </w:rPr>
     <w:tblPr>
@@ -7336,7 +7150,7 @@
       <w:spacing w:after="0" w:line="240" w:lineRule="auto"/>
     </w:pPr>
     <w:rPr>
-      <w:rFonts w:asciiTheme="majorHAnsi" w:eastAsiaTheme="majorEastAsia" w:hAnsiTheme="majorHAnsi" w:cstheme="majorBidi"/>
+      <w:rFonts/>
       <w:color w:val="000000" w:themeColor="text1"/>
     </w:rPr>
     <w:tblPr>
@@ -7975,7 +7789,7 @@
       <w:spacing w:after="0" w:line="240" w:lineRule="auto"/>
     </w:pPr>
     <w:rPr>
-      <w:rFonts w:asciiTheme="majorHAnsi" w:eastAsiaTheme="majorEastAsia" w:hAnsiTheme="majorHAnsi" w:cstheme="majorBidi"/>
+      <w:rFonts/>
       <w:color w:val="000000" w:themeColor="text1"/>
     </w:rPr>
     <w:tblPr>
@@ -8100,7 +7914,7 @@
       <w:spacing w:after="0" w:line="240" w:lineRule="auto"/>
     </w:pPr>
     <w:rPr>
-      <w:rFonts w:asciiTheme="majorHAnsi" w:eastAsiaTheme="majorEastAsia" w:hAnsiTheme="majorHAnsi" w:cstheme="majorBidi"/>
+      <w:rFonts/>
       <w:color w:val="000000" w:themeColor="text1"/>
     </w:rPr>
     <w:tblPr>
@@ -8225,7 +8039,7 @@
       <w:spacing w:after="0" w:line="240" w:lineRule="auto"/>
     </w:pPr>
     <w:rPr>
-      <w:rFonts w:asciiTheme="majorHAnsi" w:eastAsiaTheme="majorEastAsia" w:hAnsiTheme="majorHAnsi" w:cstheme="majorBidi"/>
+      <w:rFonts/>
       <w:color w:val="000000" w:themeColor="text1"/>
     </w:rPr>
     <w:tblPr>
@@ -8350,7 +8164,7 @@
       <w:spacing w:after="0" w:line="240" w:lineRule="auto"/>
     </w:pPr>
     <w:rPr>
-      <w:rFonts w:asciiTheme="majorHAnsi" w:eastAsiaTheme="majorEastAsia" w:hAnsiTheme="majorHAnsi" w:cstheme="majorBidi"/>
+      <w:rFonts/>
       <w:color w:val="000000" w:themeColor="text1"/>
     </w:rPr>
     <w:tblPr>
@@ -8475,7 +8289,7 @@
       <w:spacing w:after="0" w:line="240" w:lineRule="auto"/>
     </w:pPr>
     <w:rPr>
-      <w:rFonts w:asciiTheme="majorHAnsi" w:eastAsiaTheme="majorEastAsia" w:hAnsiTheme="majorHAnsi" w:cstheme="majorBidi"/>
+      <w:rFonts/>
       <w:color w:val="000000" w:themeColor="text1"/>
     </w:rPr>
     <w:tblPr>
@@ -8600,7 +8414,7 @@
       <w:spacing w:after="0" w:line="240" w:lineRule="auto"/>
     </w:pPr>
     <w:rPr>
-      <w:rFonts w:asciiTheme="majorHAnsi" w:eastAsiaTheme="majorEastAsia" w:hAnsiTheme="majorHAnsi" w:cstheme="majorBidi"/>
+      <w:rFonts/>
       <w:color w:val="000000" w:themeColor="text1"/>
     </w:rPr>
     <w:tblPr>
@@ -8725,7 +8539,7 @@
       <w:spacing w:after="0" w:line="240" w:lineRule="auto"/>
     </w:pPr>
     <w:rPr>
-      <w:rFonts w:asciiTheme="majorHAnsi" w:eastAsiaTheme="majorEastAsia" w:hAnsiTheme="majorHAnsi" w:cstheme="majorBidi"/>
+      <w:rFonts/>
       <w:color w:val="000000" w:themeColor="text1"/>
     </w:rPr>
     <w:tblPr>
